--- a/cudmore-narrative-cv/word-docs/cv.docx
+++ b/cudmore-narrative-cv/word-docs/cv.docx
@@ -2,7 +2,7 @@
 <file path=word/document.xml><?xml version="1.0" encoding="utf-8"?>
 <w:document xmlns:w="http://schemas.openxmlformats.org/wordprocessingml/2006/main" xmlns:m="http://schemas.openxmlformats.org/officeDocument/2006/math" xmlns:r="http://schemas.openxmlformats.org/officeDocument/2006/relationships" xmlns:o="urn:schemas-microsoft-com:office:office" xmlns:v="urn:schemas-microsoft-com:vml" xmlns:w10="urn:schemas-microsoft-com:office:word" xmlns:a="http://schemas.openxmlformats.org/drawingml/2006/main" xmlns:pic="http://schemas.openxmlformats.org/drawingml/2006/picture" xmlns:wp="http://schemas.openxmlformats.org/drawingml/2006/wordprocessingDrawing">
   <w:body>
-    <w:bookmarkStart w:id="39" w:name="robert-h.-cudmore-phd"/>
+    <w:bookmarkStart w:id="40" w:name="robert-h.-cudmore-phd"/>
     <w:p>
       <w:pPr>
         <w:pStyle w:val="Heading1"/>
@@ -71,7 +71,7 @@
         <w:pStyle w:val="BodyText"/>
       </w:pPr>
       <w:r>
-        <w:t xml:space="preserve">This expertise developed along a career trajectory from studying neurons to imaging brain vasculature and later working in cardiac physiology. This trajectory showed me that fields organized around different organs and research questions often rely on shared experimental technologies and face common analysis problems. My direct experimental work has centered on microscopy and electrophysiology, but I design software that can be extended with domain experts to support new experimental systems and scientific questions.</w:t>
+        <w:t xml:space="preserve">This expertise developed along a career trajectory from studying neurons to imaging brain vasculature and later working in cardiac physiology. This trajectory showed me that fields organized around different organs and research questions often rely on shared experimental technologies and face common analysis problems. Regardless of the specimen or scientific question, imaging experiments create similar practical needs for organizing and visualizing data, making quantitative measurements, and producing reproducible results. My direct experimental work has centered on microscopy and electrophysiology, but I design software that can be extended with domain experts to support new experimental systems and scientific questions.</w:t>
       </w:r>
     </w:p>
     <w:bookmarkEnd w:id="10"/>
@@ -455,12 +455,184 @@
     </w:p>
     <w:bookmarkEnd w:id="29"/>
     <w:bookmarkEnd w:id="30"/>
-    <w:bookmarkStart w:id="31" w:name="leadership-and-mentorship"/>
+    <w:bookmarkStart w:id="31" w:name="technical-skills"/>
     <w:p>
       <w:pPr>
         <w:pStyle w:val="Heading2"/>
       </w:pPr>
       <w:r>
+        <w:t xml:space="preserve">Technical Skills</w:t>
+      </w:r>
+    </w:p>
+    <w:p>
+      <w:pPr>
+        <w:pStyle w:val="FirstParagraph"/>
+      </w:pPr>
+      <w:r>
+        <w:rPr>
+          <w:b/>
+          <w:bCs/>
+        </w:rPr>
+        <w:t xml:space="preserve">Programming and scripting:</w:t>
+      </w:r>
+      <w:r>
+        <w:t xml:space="preserve"> </w:t>
+      </w:r>
+      <w:r>
+        <w:t xml:space="preserve">Python, C/C++, Igor Pro, Bash, zsh</w:t>
+      </w:r>
+    </w:p>
+    <w:p>
+      <w:pPr>
+        <w:pStyle w:val="BodyText"/>
+      </w:pPr>
+      <w:r>
+        <w:rPr>
+          <w:b/>
+          <w:bCs/>
+        </w:rPr>
+        <w:t xml:space="preserve">Scientific computing:</w:t>
+      </w:r>
+      <w:r>
+        <w:t xml:space="preserve"> </w:t>
+      </w:r>
+      <w:r>
+        <w:t xml:space="preserve">NumPy, SciPy, pandas, PyTorch, scikit-image, multiprocessing, multithreading</w:t>
+      </w:r>
+    </w:p>
+    <w:p>
+      <w:pPr>
+        <w:pStyle w:val="BodyText"/>
+      </w:pPr>
+      <w:r>
+        <w:rPr>
+          <w:b/>
+          <w:bCs/>
+        </w:rPr>
+        <w:t xml:space="preserve">User interfaces and visualization:</w:t>
+      </w:r>
+      <w:r>
+        <w:t xml:space="preserve"> </w:t>
+      </w:r>
+      <w:r>
+        <w:t xml:space="preserve">PyQt, pyqtgraph, NiceGUI, napari, pywebview, Plotly, Matplotlib</w:t>
+      </w:r>
+    </w:p>
+    <w:p>
+      <w:pPr>
+        <w:pStyle w:val="BodyText"/>
+      </w:pPr>
+      <w:r>
+        <w:rPr>
+          <w:b/>
+          <w:bCs/>
+        </w:rPr>
+        <w:t xml:space="preserve">Scientific data and formats:</w:t>
+      </w:r>
+      <w:r>
+        <w:t xml:space="preserve"> </w:t>
+      </w:r>
+      <w:r>
+        <w:t xml:space="preserve">HDF5, Zarr, OME-Zarr, NGFF, s3fs, lazy loading, image pyramids</w:t>
+      </w:r>
+    </w:p>
+    <w:p>
+      <w:pPr>
+        <w:pStyle w:val="BodyText"/>
+      </w:pPr>
+      <w:r>
+        <w:rPr>
+          <w:b/>
+          <w:bCs/>
+        </w:rPr>
+        <w:t xml:space="preserve">Web applications and APIs:</w:t>
+      </w:r>
+      <w:r>
+        <w:t xml:space="preserve"> </w:t>
+      </w:r>
+      <w:r>
+        <w:t xml:space="preserve">HTML, JavaScript, WebAssembly, Pyodide, FastAPI, uvicorn, Pydantic, HTTP and JSON APIs, OpenAPI, httpx, thin-client architecture</w:t>
+      </w:r>
+    </w:p>
+    <w:p>
+      <w:pPr>
+        <w:pStyle w:val="BodyText"/>
+      </w:pPr>
+      <w:r>
+        <w:rPr>
+          <w:b/>
+          <w:bCs/>
+        </w:rPr>
+        <w:t xml:space="preserve">Software engineering, testing, and documentation:</w:t>
+      </w:r>
+      <w:r>
+        <w:t xml:space="preserve"> </w:t>
+      </w:r>
+      <w:r>
+        <w:t xml:space="preserve">Git, GitHub, pytest, GitHub Actions, uv, MkDocs, documented Python APIs, Google-style docstrings, end-user and developer documentation</w:t>
+      </w:r>
+    </w:p>
+    <w:p>
+      <w:pPr>
+        <w:pStyle w:val="BodyText"/>
+      </w:pPr>
+      <w:r>
+        <w:rPr>
+          <w:b/>
+          <w:bCs/>
+        </w:rPr>
+        <w:t xml:space="preserve">Deployment and infrastructure:</w:t>
+      </w:r>
+      <w:r>
+        <w:t xml:space="preserve"> </w:t>
+      </w:r>
+      <w:r>
+        <w:t xml:space="preserve">Docker, Docker Compose, PyInstaller, macOS and Windows desktop applications, Linux-based development and continuous integration</w:t>
+      </w:r>
+    </w:p>
+    <w:p>
+      <w:pPr>
+        <w:pStyle w:val="BodyText"/>
+      </w:pPr>
+      <w:r>
+        <w:rPr>
+          <w:b/>
+          <w:bCs/>
+        </w:rPr>
+        <w:t xml:space="preserve">Scientific analysis:</w:t>
+      </w:r>
+      <w:r>
+        <w:t xml:space="preserve"> </w:t>
+      </w:r>
+      <w:r>
+        <w:t xml:space="preserve">quantitative microscopy, electrophysiology analysis, time-series analysis, image segmentation, ROI-based analysis, longitudinal annotation analysis, brightest-path tracing</w:t>
+      </w:r>
+    </w:p>
+    <w:p>
+      <w:pPr>
+        <w:pStyle w:val="BodyText"/>
+      </w:pPr>
+      <w:r>
+        <w:rPr>
+          <w:b/>
+          <w:bCs/>
+        </w:rPr>
+        <w:t xml:space="preserve">Scientific instrumentation and acquisition:</w:t>
+      </w:r>
+      <w:r>
+        <w:t xml:space="preserve"> </w:t>
+      </w:r>
+      <w:r>
+        <w:t xml:space="preserve">laser-scanning microscopy, custom microscopy and electrophysiology acquisition systems, whole-cell current-clamp electrophysiology, real-time data acquisition and visualization, Arduino microcontrollers, remote experiment control and video monitoring</w:t>
+      </w:r>
+    </w:p>
+    <w:bookmarkEnd w:id="31"/>
+    <w:bookmarkStart w:id="32" w:name="leadership-and-mentorship"/>
+    <w:p>
+      <w:pPr>
+        <w:pStyle w:val="Heading2"/>
+      </w:pPr>
+      <w:r>
         <w:t xml:space="preserve">Leadership and Mentorship</w:t>
       </w:r>
     </w:p>
@@ -488,8 +660,8 @@
         <w:t xml:space="preserve">I value the day-to-day work that makes shared research infrastructure useful. This includes working directly with researchers, troubleshooting datasets and analysis pipelines, improving documentation, and providing practical training. Recurring support problems often reveal needs shared across laboratories. I use that experience to improve the software and create solutions that can be reused.</w:t>
       </w:r>
     </w:p>
-    <w:bookmarkEnd w:id="31"/>
-    <w:bookmarkStart w:id="32" w:name="teaching-and-scientific-training"/>
+    <w:bookmarkEnd w:id="32"/>
+    <w:bookmarkStart w:id="33" w:name="teaching-and-scientific-training"/>
     <w:p>
       <w:pPr>
         <w:pStyle w:val="Heading2"/>
@@ -522,8 +694,8 @@
         <w:t xml:space="preserve">I have also mentored computer science and biophysical engineering graduate students and managed full-time employees with computer science backgrounds. I helped them apply their expertise in mathematics, physics, and software engineering to biological questions and experimental workflows. This ability to build a shared language across disciplines is important for supporting imaging-core and analysis-core users.</w:t>
       </w:r>
     </w:p>
-    <w:bookmarkEnd w:id="32"/>
-    <w:bookmarkStart w:id="33" w:name="employment"/>
+    <w:bookmarkEnd w:id="33"/>
+    <w:bookmarkStart w:id="34" w:name="employment"/>
     <w:p>
       <w:pPr>
         <w:pStyle w:val="Heading2"/>
@@ -544,8 +716,8 @@
         <w:t xml:space="preserve">User-maintained section.</w:t>
       </w:r>
     </w:p>
-    <w:bookmarkEnd w:id="33"/>
-    <w:bookmarkStart w:id="34" w:name="education"/>
+    <w:bookmarkEnd w:id="34"/>
+    <w:bookmarkStart w:id="35" w:name="education"/>
     <w:p>
       <w:pPr>
         <w:pStyle w:val="Heading2"/>
@@ -566,8 +738,8 @@
         <w:t xml:space="preserve">User-maintained section.</w:t>
       </w:r>
     </w:p>
-    <w:bookmarkEnd w:id="34"/>
-    <w:bookmarkStart w:id="35" w:name="selected-publications"/>
+    <w:bookmarkEnd w:id="35"/>
+    <w:bookmarkStart w:id="36" w:name="selected-publications"/>
     <w:p>
       <w:pPr>
         <w:pStyle w:val="Heading2"/>
@@ -588,8 +760,8 @@
         <w:t xml:space="preserve">User-maintained section.</w:t>
       </w:r>
     </w:p>
-    <w:bookmarkEnd w:id="35"/>
-    <w:bookmarkStart w:id="36" w:name="awards"/>
+    <w:bookmarkEnd w:id="36"/>
+    <w:bookmarkStart w:id="37" w:name="awards"/>
     <w:p>
       <w:pPr>
         <w:pStyle w:val="Heading2"/>
@@ -610,8 +782,8 @@
         <w:t xml:space="preserve">User-maintained section.</w:t>
       </w:r>
     </w:p>
-    <w:bookmarkEnd w:id="36"/>
-    <w:bookmarkStart w:id="37" w:name="funding-professional-service"/>
+    <w:bookmarkEnd w:id="37"/>
+    <w:bookmarkStart w:id="38" w:name="funding-professional-service"/>
     <w:p>
       <w:pPr>
         <w:pStyle w:val="Heading2"/>
@@ -632,8 +804,8 @@
         <w:t xml:space="preserve">User-maintained section.</w:t>
       </w:r>
     </w:p>
-    <w:bookmarkEnd w:id="37"/>
-    <w:bookmarkStart w:id="38" w:name="contact"/>
+    <w:bookmarkEnd w:id="38"/>
+    <w:bookmarkStart w:id="39" w:name="contact"/>
     <w:p>
       <w:pPr>
         <w:pStyle w:val="Heading2"/>
@@ -654,8 +826,8 @@
         <w:t xml:space="preserve">User-maintained section.</w:t>
       </w:r>
     </w:p>
-    <w:bookmarkEnd w:id="38"/>
     <w:bookmarkEnd w:id="39"/>
+    <w:bookmarkEnd w:id="40"/>
     <w:sectPr>
       <w:footnotePr>
         <w:numRestart w:val="eachSect"/>
